--- a/Laboratory-Report-No_-6-Updated.docx
+++ b/Laboratory-Report-No_-6-Updated.docx
@@ -1321,20 +1321,25 @@
         <w:t>1. What is a Hydraulic System?</w:t>
       </w:r>
     </w:p>
-    <w:p>
-      <w:pPr>
+    <w:p xmlns:w="http://schemas.openxmlformats.org/wordprocessingml/2006/main">
+      <w:pPr>
+        <w:spacing w:before="60" w:after="60" w:line="240" w:lineRule="auto"/>
         <w:jc w:val="both"/>
         <w:rPr>
           <w:rFonts w:ascii="Book Antiqua" w:hAnsi="Book Antiqua"/>
-          <w:lang w:val="en-US"/>
-        </w:rPr>
-      </w:pPr>
-      <w:r>
-        <w:rPr>
-          <w:rFonts w:ascii="Book Antiqua" w:hAnsi="Book Antiqua"/>
-          <w:lang w:val="en-US"/>
-        </w:rPr>
-        <w:t xml:space="preserve">A hydraulic system is a technology that uses pressurized fluid—typically hydraulic oil—to generate, control, and transmit power. It operates on the principle of Pascal’s Law, which states that pressure applied to an enclosed fluid is transmitted equally in all directions throughout the fluid. This allows a relatively small force applied at one point to produce a much larger force at another point, making hydraulic systems highly effective for heavy-duty applications. The fluid in a hydraulic system acts as the medium for power transmission, providing smooth, precise, and controllable motion. Hydraulic systems are widely used in industries such as manufacturing, construction, aerospace, and automotive engineering because of their ability to deliver high force and torque with compact components.</w:t>
+          <w:sz w:val="24"/>
+          <w:szCs w:val="24"/>
+          <w:lang w:val="en-US"/>
+        </w:rPr>
+      </w:pPr>
+      <w:r>
+        <w:rPr>
+          <w:rFonts w:ascii="Book Antiqua" w:hAnsi="Book Antiqua"/>
+          <w:sz w:val="24"/>
+          <w:szCs w:val="24"/>
+          <w:lang w:val="en-US"/>
+        </w:rPr>
+        <w:t xml:space="preserve">A hydraulic system uses pressurized fluid, typically hydraulic oil, to generate and transmit mechanical force. It is commonly used in heavy machinery that requires high force output.</w:t>
       </w:r>
     </w:p>
     <w:p>
@@ -1379,6 +1384,231 @@
           <w:lang w:val="en-US"/>
         </w:rPr>
         <w:t>Advantages:</w:t>
+      </w:r>
+    </w:p>
+    <w:p xmlns:w="http://schemas.openxmlformats.org/wordprocessingml/2006/main">
+      <w:pPr>
+        <w:spacing w:before="60" w:after="60" w:line="240" w:lineRule="auto"/>
+        <w:jc w:val="both"/>
+        <w:rPr>
+          <w:rFonts w:ascii="Book Antiqua" w:hAnsi="Book Antiqua"/>
+          <w:sz w:val="24"/>
+          <w:szCs w:val="24"/>
+          <w:lang w:val="en-US"/>
+        </w:rPr>
+      </w:pPr>
+      <w:r>
+        <w:rPr>
+          <w:rFonts w:ascii="Book Antiqua" w:hAnsi="Book Antiqua"/>
+          <w:sz w:val="24"/>
+          <w:szCs w:val="24"/>
+          <w:lang w:val="en-US"/>
+        </w:rPr>
+        <w:t xml:space="preserve">High Power Density – Generates very large forces relative to system size, ideal for heavy-duty applications.</w:t>
+      </w:r>
+    </w:p>
+    <w:p xmlns:w="http://schemas.openxmlformats.org/wordprocessingml/2006/main">
+      <w:pPr>
+        <w:spacing w:before="60" w:after="60" w:line="240" w:lineRule="auto"/>
+        <w:jc w:val="both"/>
+        <w:rPr>
+          <w:rFonts w:ascii="Book Antiqua" w:hAnsi="Book Antiqua"/>
+          <w:sz w:val="24"/>
+          <w:szCs w:val="24"/>
+          <w:lang w:val="en-US"/>
+        </w:rPr>
+      </w:pPr>
+      <w:r>
+        <w:rPr>
+          <w:rFonts w:ascii="Book Antiqua" w:hAnsi="Book Antiqua"/>
+          <w:sz w:val="24"/>
+          <w:szCs w:val="24"/>
+          <w:lang w:val="en-US"/>
+        </w:rPr>
+        <w:t xml:space="preserve">Precise Control – Fluid flow can be accurately regulated for smooth and precise motion control.</w:t>
+      </w:r>
+    </w:p>
+    <w:p xmlns:w="http://schemas.openxmlformats.org/wordprocessingml/2006/main">
+      <w:pPr>
+        <w:spacing w:before="60" w:after="60" w:line="240" w:lineRule="auto"/>
+        <w:jc w:val="both"/>
+        <w:rPr>
+          <w:rFonts w:ascii="Book Antiqua" w:hAnsi="Book Antiqua"/>
+          <w:sz w:val="24"/>
+          <w:szCs w:val="24"/>
+          <w:lang w:val="en-US"/>
+        </w:rPr>
+      </w:pPr>
+      <w:r>
+        <w:rPr>
+          <w:rFonts w:ascii="Book Antiqua" w:hAnsi="Book Antiqua"/>
+          <w:sz w:val="24"/>
+          <w:szCs w:val="24"/>
+          <w:lang w:val="en-US"/>
+        </w:rPr>
+        <w:t xml:space="preserve">Self-Lubricating – Hydraulic fluid naturally lubricates internal components, reducing wear.</w:t>
+      </w:r>
+    </w:p>
+    <w:p xmlns:w="http://schemas.openxmlformats.org/wordprocessingml/2006/main">
+      <w:pPr>
+        <w:spacing w:before="60" w:after="60" w:line="240" w:lineRule="auto"/>
+        <w:jc w:val="both"/>
+        <w:rPr>
+          <w:rFonts w:ascii="Book Antiqua" w:hAnsi="Book Antiqua"/>
+          <w:sz w:val="24"/>
+          <w:szCs w:val="24"/>
+          <w:lang w:val="en-US"/>
+        </w:rPr>
+      </w:pPr>
+      <w:r>
+        <w:rPr>
+          <w:rFonts w:ascii="Book Antiqua" w:hAnsi="Book Antiqua"/>
+          <w:sz w:val="24"/>
+          <w:szCs w:val="24"/>
+          <w:lang w:val="en-US"/>
+        </w:rPr>
+        <w:t xml:space="preserve">Overload Protection – Relief valves protect the system from damage due to excessive pressure.</w:t>
+      </w:r>
+    </w:p>
+    <w:p xmlns:w="http://schemas.openxmlformats.org/wordprocessingml/2006/main">
+      <w:pPr>
+        <w:spacing w:before="60" w:after="60" w:line="240" w:lineRule="auto"/>
+        <w:jc w:val="both"/>
+        <w:rPr>
+          <w:rFonts w:ascii="Book Antiqua" w:hAnsi="Book Antiqua"/>
+          <w:sz w:val="24"/>
+          <w:szCs w:val="24"/>
+          <w:lang w:val="en-US"/>
+        </w:rPr>
+      </w:pPr>
+      <w:r>
+        <w:rPr>
+          <w:rFonts w:ascii="Book Antiqua" w:hAnsi="Book Antiqua"/>
+          <w:sz w:val="24"/>
+          <w:szCs w:val="24"/>
+          <w:lang w:val="en-US"/>
+        </w:rPr>
+        <w:t xml:space="preserve">Flexibility in Design – Components can be arranged flexibly to suit complex machine layouts.</w:t>
+      </w:r>
+    </w:p>
+    <w:p>
+      <w:pPr>
+        <w:jc w:val="both"/>
+        <w:rPr>
+          <w:rFonts w:ascii="Book Antiqua" w:hAnsi="Book Antiqua"/>
+          <w:lang w:val="en-US"/>
+        </w:rPr>
+      </w:pPr>
+      <w:r>
+        <w:rPr>
+          <w:rFonts w:ascii="Book Antiqua" w:hAnsi="Book Antiqua"/>
+          <w:b/>
+          <w:u w:val="single"/>
+          <w:lang w:val="en-US"/>
+        </w:rPr>
+        <w:t>Limitations:</w:t>
+      </w:r>
+    </w:p>
+    <w:p xmlns:w="http://schemas.openxmlformats.org/wordprocessingml/2006/main">
+      <w:pPr>
+        <w:spacing w:before="60" w:after="60" w:line="240" w:lineRule="auto"/>
+        <w:jc w:val="both"/>
+        <w:rPr>
+          <w:rFonts w:ascii="Book Antiqua" w:hAnsi="Book Antiqua"/>
+          <w:sz w:val="24"/>
+          <w:szCs w:val="24"/>
+          <w:lang w:val="en-US"/>
+        </w:rPr>
+      </w:pPr>
+      <w:r>
+        <w:rPr>
+          <w:rFonts w:ascii="Book Antiqua" w:hAnsi="Book Antiqua"/>
+          <w:sz w:val="24"/>
+          <w:szCs w:val="24"/>
+          <w:lang w:val="en-US"/>
+        </w:rPr>
+        <w:t xml:space="preserve">Fluid Leakage – Leaks are common and can be hazardous to the environment and operators.</w:t>
+      </w:r>
+    </w:p>
+    <w:p xmlns:w="http://schemas.openxmlformats.org/wordprocessingml/2006/main">
+      <w:pPr>
+        <w:spacing w:before="60" w:after="60" w:line="240" w:lineRule="auto"/>
+        <w:jc w:val="both"/>
+        <w:rPr>
+          <w:rFonts w:ascii="Book Antiqua" w:hAnsi="Book Antiqua"/>
+          <w:sz w:val="24"/>
+          <w:szCs w:val="24"/>
+          <w:lang w:val="en-US"/>
+        </w:rPr>
+      </w:pPr>
+      <w:r>
+        <w:rPr>
+          <w:rFonts w:ascii="Book Antiqua" w:hAnsi="Book Antiqua"/>
+          <w:sz w:val="24"/>
+          <w:szCs w:val="24"/>
+          <w:lang w:val="en-US"/>
+        </w:rPr>
+        <w:t xml:space="preserve">Sensitivity to Contamination – Dirt or water in the fluid can damage sensitive hydraulic components.</w:t>
+      </w:r>
+    </w:p>
+    <w:p xmlns:w="http://schemas.openxmlformats.org/wordprocessingml/2006/main">
+      <w:pPr>
+        <w:spacing w:before="60" w:after="60" w:line="240" w:lineRule="auto"/>
+        <w:jc w:val="both"/>
+        <w:rPr>
+          <w:rFonts w:ascii="Book Antiqua" w:hAnsi="Book Antiqua"/>
+          <w:sz w:val="24"/>
+          <w:szCs w:val="24"/>
+          <w:lang w:val="en-US"/>
+        </w:rPr>
+      </w:pPr>
+      <w:r>
+        <w:rPr>
+          <w:rFonts w:ascii="Book Antiqua" w:hAnsi="Book Antiqua"/>
+          <w:sz w:val="24"/>
+          <w:szCs w:val="24"/>
+          <w:lang w:val="en-US"/>
+        </w:rPr>
+        <w:t xml:space="preserve">High Maintenance Cost – Regular fluid checks and filter replacements make maintenance costly.</w:t>
+      </w:r>
+    </w:p>
+    <w:p xmlns:w="http://schemas.openxmlformats.org/wordprocessingml/2006/main">
+      <w:pPr>
+        <w:spacing w:before="60" w:after="60" w:line="240" w:lineRule="auto"/>
+        <w:jc w:val="both"/>
+        <w:rPr>
+          <w:rFonts w:ascii="Book Antiqua" w:hAnsi="Book Antiqua"/>
+          <w:sz w:val="24"/>
+          <w:szCs w:val="24"/>
+          <w:lang w:val="en-US"/>
+        </w:rPr>
+      </w:pPr>
+      <w:r>
+        <w:rPr>
+          <w:rFonts w:ascii="Book Antiqua" w:hAnsi="Book Antiqua"/>
+          <w:sz w:val="24"/>
+          <w:szCs w:val="24"/>
+          <w:lang w:val="en-US"/>
+        </w:rPr>
+        <w:t xml:space="preserve">Temperature Sensitivity – Fluid viscosity changes with temperature, affecting system performance.</w:t>
+      </w:r>
+    </w:p>
+    <w:p>
+      <w:pPr>
+        <w:jc w:val="both"/>
+        <w:rPr>
+          <w:rFonts w:ascii="Book Antiqua" w:hAnsi="Book Antiqua"/>
+          <w:lang w:val="en-US"/>
+        </w:rPr>
+      </w:pPr>
+      <w:r>
+        <w:rPr>
+          <w:rFonts w:ascii="Book Antiqua" w:hAnsi="Book Antiqua"/>
+          <w:b/>
+          <w:u w:val="single"/>
+          <w:lang w:val="en-US"/>
+        </w:rPr>
+        <w:t>Key Components:</w:t>
       </w:r>
     </w:p>
     <w:p>
@@ -1397,9 +1627,17 @@
       <w:r>
         <w:rPr>
           <w:rFonts w:ascii="Book Antiqua" w:hAnsi="Book Antiqua"/>
-          <w:lang w:val="en-US"/>
-        </w:rPr>
-        <w:t xml:space="preserve">High Power Density – Hydraulic systems can generate very large forces and torques relative to their size and weight, making them ideal for heavy machinery.</w:t>
+          <w:b/>
+          <w:lang w:val="en-US"/>
+        </w:rPr>
+        <w:t xml:space="preserve">Hydraulic Pump – </w:t>
+      </w:r>
+      <w:r>
+        <w:rPr>
+          <w:rFonts w:ascii="Book Antiqua" w:hAnsi="Book Antiqua"/>
+          <w:lang w:val="en-US"/>
+        </w:rPr>
+        <w:t>Converts mechanical energy into hydraulic energy by pressurizing the fluid and pushing it through the system. Common types include gear pumps, piston pumps, and vane pumps.</w:t>
       </w:r>
     </w:p>
     <w:p>
@@ -1418,9 +1656,17 @@
       <w:r>
         <w:rPr>
           <w:rFonts w:ascii="Book Antiqua" w:hAnsi="Book Antiqua"/>
-          <w:lang w:val="en-US"/>
-        </w:rPr>
-        <w:t xml:space="preserve">Precise Control – The flow of fluid can be accurately regulated, allowing for smooth and precise control of speed, force, and position.</w:t>
+          <w:b/>
+          <w:lang w:val="en-US"/>
+        </w:rPr>
+        <w:t xml:space="preserve">Hydraulic Cylinder (Actuator) – </w:t>
+      </w:r>
+      <w:r>
+        <w:rPr>
+          <w:rFonts w:ascii="Book Antiqua" w:hAnsi="Book Antiqua"/>
+          <w:lang w:val="en-US"/>
+        </w:rPr>
+        <w:t>Converts hydraulic energy back into mechanical energy in the form of linear motion. It consists of a piston inside a cylinder that moves when pressurized fluid acts upon it.</w:t>
       </w:r>
     </w:p>
     <w:p>
@@ -1439,9 +1685,17 @@
       <w:r>
         <w:rPr>
           <w:rFonts w:ascii="Book Antiqua" w:hAnsi="Book Antiqua"/>
-          <w:lang w:val="en-US"/>
-        </w:rPr>
-        <w:t xml:space="preserve">Self-Lubricating – The hydraulic fluid itself lubricates the moving components, reducing wear and extending the life of the system.</w:t>
+          <w:b/>
+          <w:lang w:val="en-US"/>
+        </w:rPr>
+        <w:t xml:space="preserve">Control Valves – </w:t>
+      </w:r>
+      <w:r>
+        <w:rPr>
+          <w:rFonts w:ascii="Book Antiqua" w:hAnsi="Book Antiqua"/>
+          <w:lang w:val="en-US"/>
+        </w:rPr>
+        <w:t>Regulate the direction, pressure, and flow rate of hydraulic fluid within the system. Types include directional control valves, pressure relief valves, and flow control valves.</w:t>
       </w:r>
     </w:p>
     <w:p>
@@ -1460,9 +1714,17 @@
       <w:r>
         <w:rPr>
           <w:rFonts w:ascii="Book Antiqua" w:hAnsi="Book Antiqua"/>
-          <w:lang w:val="en-US"/>
-        </w:rPr>
-        <w:t xml:space="preserve">Overload Protection – Hydraulic systems can be equipped with relief valves that protect machinery from damage due to excessive pressure.</w:t>
+          <w:b/>
+          <w:lang w:val="en-US"/>
+        </w:rPr>
+        <w:t xml:space="preserve">Hydraulic Reservoir (Tank) – </w:t>
+      </w:r>
+      <w:r>
+        <w:rPr>
+          <w:rFonts w:ascii="Book Antiqua" w:hAnsi="Book Antiqua"/>
+          <w:lang w:val="en-US"/>
+        </w:rPr>
+        <w:t>Stores the hydraulic fluid and allows heat to dissipate, contaminants to settle, and entrained air to escape. It serves as the fluid supply for the entire system.</w:t>
       </w:r>
     </w:p>
     <w:p>
@@ -1481,27 +1743,17 @@
       <w:r>
         <w:rPr>
           <w:rFonts w:ascii="Book Antiqua" w:hAnsi="Book Antiqua"/>
-          <w:lang w:val="en-US"/>
-        </w:rPr>
-        <w:t xml:space="preserve">Flexibility in Design – Hydraulic components such as pipes, hoses, and cylinders can be arranged to fit complex machine configurations.</w:t>
-      </w:r>
-    </w:p>
-    <w:p>
-      <w:pPr>
-        <w:jc w:val="both"/>
-        <w:rPr>
-          <w:rFonts w:ascii="Book Antiqua" w:hAnsi="Book Antiqua"/>
-          <w:lang w:val="en-US"/>
-        </w:rPr>
-      </w:pPr>
-      <w:r>
-        <w:rPr>
-          <w:rFonts w:ascii="Book Antiqua" w:hAnsi="Book Antiqua"/>
           <w:b/>
-          <w:u w:val="single"/>
-          <w:lang w:val="en-US"/>
-        </w:rPr>
-        <w:t>Limitations:</w:t>
+          <w:lang w:val="en-US"/>
+        </w:rPr>
+        <w:t xml:space="preserve">Hydraulic Filter – </w:t>
+      </w:r>
+      <w:r>
+        <w:rPr>
+          <w:rFonts w:ascii="Book Antiqua" w:hAnsi="Book Antiqua"/>
+          <w:lang w:val="en-US"/>
+        </w:rPr>
+        <w:t>Removes contaminants such as dirt, metal particles, and debris from the hydraulic fluid to protect system components and maintain fluid cleanliness.</w:t>
       </w:r>
     </w:p>
     <w:p>
@@ -1520,9 +1772,43 @@
       <w:r>
         <w:rPr>
           <w:rFonts w:ascii="Book Antiqua" w:hAnsi="Book Antiqua"/>
-          <w:lang w:val="en-US"/>
-        </w:rPr>
-        <w:t xml:space="preserve">Fluid Leakage – One of the most common problems in hydraulic systems is leakage, which can be hazardous to the environment, cause fire risks, and reduce system efficiency.</w:t>
+          <w:b/>
+          <w:lang w:val="en-US"/>
+        </w:rPr>
+        <w:t xml:space="preserve">Hydraulic Motor – </w:t>
+      </w:r>
+      <w:r>
+        <w:rPr>
+          <w:rFonts w:ascii="Book Antiqua" w:hAnsi="Book Antiqua"/>
+          <w:lang w:val="en-US"/>
+        </w:rPr>
+        <w:t>Converts hydraulic energy into rotary mechanical energy. It functions similarly to a hydraulic pump but in reverse, and is used in applications requiring continuous rotation.</w:t>
+      </w:r>
+    </w:p>
+    <w:p>
+      <w:pPr>
+        <w:jc w:val="both"/>
+        <w:rPr>
+          <w:rFonts w:ascii="Book Antiqua" w:hAnsi="Book Antiqua"/>
+          <w:lang w:val="en-US"/>
+        </w:rPr>
+      </w:pPr>
+    </w:p>
+    <w:p>
+      <w:pPr>
+        <w:jc w:val="both"/>
+        <w:rPr>
+          <w:rFonts w:ascii="Book Antiqua" w:hAnsi="Book Antiqua"/>
+          <w:lang w:val="en-US"/>
+        </w:rPr>
+      </w:pPr>
+      <w:r>
+        <w:rPr>
+          <w:rFonts w:ascii="Book Antiqua" w:hAnsi="Book Antiqua"/>
+          <w:b/>
+          <w:lang w:val="en-US"/>
+        </w:rPr>
+        <w:t>3. Applications of Hydraulic Systems</w:t>
       </w:r>
     </w:p>
     <w:p>
@@ -1541,9 +1827,17 @@
       <w:r>
         <w:rPr>
           <w:rFonts w:ascii="Book Antiqua" w:hAnsi="Book Antiqua"/>
-          <w:lang w:val="en-US"/>
-        </w:rPr>
-        <w:t xml:space="preserve">Sensitivity to Contamination – Hydraulic fluid can be easily contaminated by dirt, water, or air, which can damage system components and reduce performance.</w:t>
+          <w:b/>
+          <w:lang w:val="en-US"/>
+        </w:rPr>
+        <w:t xml:space="preserve">Construction Equipment – </w:t>
+      </w:r>
+      <w:r>
+        <w:rPr>
+          <w:rFonts w:ascii="Book Antiqua" w:hAnsi="Book Antiqua"/>
+          <w:lang w:val="en-US"/>
+        </w:rPr>
+        <w:t>Hydraulic systems power the arms, buckets, and blades of excavators, bulldozers, cranes, and backhoes, enabling them to lift and move heavy loads with precision.</w:t>
       </w:r>
     </w:p>
     <w:p>
@@ -1562,9 +1856,17 @@
       <w:r>
         <w:rPr>
           <w:rFonts w:ascii="Book Antiqua" w:hAnsi="Book Antiqua"/>
-          <w:lang w:val="en-US"/>
-        </w:rPr>
-        <w:t xml:space="preserve">High Maintenance Cost – Hydraulic systems require regular maintenance, including fluid checks, filter replacements, and seal inspections, which can be costly.</w:t>
+          <w:b/>
+          <w:lang w:val="en-US"/>
+        </w:rPr>
+        <w:t xml:space="preserve">Automotive Industry – </w:t>
+      </w:r>
+      <w:r>
+        <w:rPr>
+          <w:rFonts w:ascii="Book Antiqua" w:hAnsi="Book Antiqua"/>
+          <w:lang w:val="en-US"/>
+        </w:rPr>
+        <w:t>Hydraulic braking systems and power steering systems in vehicles rely on hydraulic pressure to provide reliable stopping power and ease of vehicle control.</w:t>
       </w:r>
     </w:p>
     <w:p>
@@ -1583,27 +1885,17 @@
       <w:r>
         <w:rPr>
           <w:rFonts w:ascii="Book Antiqua" w:hAnsi="Book Antiqua"/>
-          <w:lang w:val="en-US"/>
-        </w:rPr>
-        <w:t xml:space="preserve">Temperature Sensitivity – Hydraulic fluid viscosity changes with temperature, which can affect system performance if not properly controlled.</w:t>
-      </w:r>
-    </w:p>
-    <w:p>
-      <w:pPr>
-        <w:jc w:val="both"/>
-        <w:rPr>
-          <w:rFonts w:ascii="Book Antiqua" w:hAnsi="Book Antiqua"/>
-          <w:lang w:val="en-US"/>
-        </w:rPr>
-      </w:pPr>
-      <w:r>
-        <w:rPr>
-          <w:rFonts w:ascii="Book Antiqua" w:hAnsi="Book Antiqua"/>
           <w:b/>
-          <w:u w:val="single"/>
-          <w:lang w:val="en-US"/>
-        </w:rPr>
-        <w:t>Key Components:</w:t>
+          <w:lang w:val="en-US"/>
+        </w:rPr>
+        <w:t xml:space="preserve">Aerospace – </w:t>
+      </w:r>
+      <w:r>
+        <w:rPr>
+          <w:rFonts w:ascii="Book Antiqua" w:hAnsi="Book Antiqua"/>
+          <w:lang w:val="en-US"/>
+        </w:rPr>
+        <w:t>Aircraft use hydraulic systems to operate landing gear, flaps, rudders, and braking systems, where high force and reliability are critical for safe flight operations.</w:t>
       </w:r>
     </w:p>
     <w:p>
@@ -1625,14 +1917,14 @@
           <w:b/>
           <w:lang w:val="en-US"/>
         </w:rPr>
-        <w:t xml:space="preserve">Hydraulic Pump – </w:t>
-      </w:r>
-      <w:r>
-        <w:rPr>
-          <w:rFonts w:ascii="Book Antiqua" w:hAnsi="Book Antiqua"/>
-          <w:lang w:val="en-US"/>
-        </w:rPr>
-        <w:t>Converts mechanical energy into hydraulic energy by pressurizing the fluid and pushing it through the system. Common types include gear pumps, piston pumps, and vane pumps.</w:t>
+        <w:t xml:space="preserve">Manufacturing and Industrial Machinery – </w:t>
+      </w:r>
+      <w:r>
+        <w:rPr>
+          <w:rFonts w:ascii="Book Antiqua" w:hAnsi="Book Antiqua"/>
+          <w:lang w:val="en-US"/>
+        </w:rPr>
+        <w:t>Hydraulic presses, injection molding machines, and metal forming equipment use hydraulic systems to apply large controlled forces during production processes.</w:t>
       </w:r>
     </w:p>
     <w:p>
@@ -1654,293 +1946,6 @@
           <w:b/>
           <w:lang w:val="en-US"/>
         </w:rPr>
-        <w:t xml:space="preserve">Hydraulic Cylinder (Actuator) – </w:t>
-      </w:r>
-      <w:r>
-        <w:rPr>
-          <w:rFonts w:ascii="Book Antiqua" w:hAnsi="Book Antiqua"/>
-          <w:lang w:val="en-US"/>
-        </w:rPr>
-        <w:t>Converts hydraulic energy back into mechanical energy in the form of linear motion. It consists of a piston inside a cylinder that moves when pressurized fluid acts upon it.</w:t>
-      </w:r>
-    </w:p>
-    <w:p>
-      <w:pPr>
-        <w:pStyle w:val="ListParagraph"/>
-        <w:numPr>
-          <w:ilvl w:val="0"/>
-          <w:numId w:val="2"/>
-        </w:numPr>
-        <w:jc w:val="both"/>
-        <w:rPr>
-          <w:rFonts w:ascii="Book Antiqua" w:hAnsi="Book Antiqua"/>
-          <w:lang w:val="en-US"/>
-        </w:rPr>
-      </w:pPr>
-      <w:r>
-        <w:rPr>
-          <w:rFonts w:ascii="Book Antiqua" w:hAnsi="Book Antiqua"/>
-          <w:b/>
-          <w:lang w:val="en-US"/>
-        </w:rPr>
-        <w:t xml:space="preserve">Control Valves – </w:t>
-      </w:r>
-      <w:r>
-        <w:rPr>
-          <w:rFonts w:ascii="Book Antiqua" w:hAnsi="Book Antiqua"/>
-          <w:lang w:val="en-US"/>
-        </w:rPr>
-        <w:t>Regulate the direction, pressure, and flow rate of hydraulic fluid within the system. Types include directional control valves, pressure relief valves, and flow control valves.</w:t>
-      </w:r>
-    </w:p>
-    <w:p>
-      <w:pPr>
-        <w:pStyle w:val="ListParagraph"/>
-        <w:numPr>
-          <w:ilvl w:val="0"/>
-          <w:numId w:val="2"/>
-        </w:numPr>
-        <w:jc w:val="both"/>
-        <w:rPr>
-          <w:rFonts w:ascii="Book Antiqua" w:hAnsi="Book Antiqua"/>
-          <w:lang w:val="en-US"/>
-        </w:rPr>
-      </w:pPr>
-      <w:r>
-        <w:rPr>
-          <w:rFonts w:ascii="Book Antiqua" w:hAnsi="Book Antiqua"/>
-          <w:b/>
-          <w:lang w:val="en-US"/>
-        </w:rPr>
-        <w:t xml:space="preserve">Hydraulic Reservoir (Tank) – </w:t>
-      </w:r>
-      <w:r>
-        <w:rPr>
-          <w:rFonts w:ascii="Book Antiqua" w:hAnsi="Book Antiqua"/>
-          <w:lang w:val="en-US"/>
-        </w:rPr>
-        <w:t>Stores the hydraulic fluid and allows heat to dissipate, contaminants to settle, and entrained air to escape. It serves as the fluid supply for the entire system.</w:t>
-      </w:r>
-    </w:p>
-    <w:p>
-      <w:pPr>
-        <w:pStyle w:val="ListParagraph"/>
-        <w:numPr>
-          <w:ilvl w:val="0"/>
-          <w:numId w:val="2"/>
-        </w:numPr>
-        <w:jc w:val="both"/>
-        <w:rPr>
-          <w:rFonts w:ascii="Book Antiqua" w:hAnsi="Book Antiqua"/>
-          <w:lang w:val="en-US"/>
-        </w:rPr>
-      </w:pPr>
-      <w:r>
-        <w:rPr>
-          <w:rFonts w:ascii="Book Antiqua" w:hAnsi="Book Antiqua"/>
-          <w:b/>
-          <w:lang w:val="en-US"/>
-        </w:rPr>
-        <w:t xml:space="preserve">Hydraulic Filter – </w:t>
-      </w:r>
-      <w:r>
-        <w:rPr>
-          <w:rFonts w:ascii="Book Antiqua" w:hAnsi="Book Antiqua"/>
-          <w:lang w:val="en-US"/>
-        </w:rPr>
-        <w:t>Removes contaminants such as dirt, metal particles, and debris from the hydraulic fluid to protect system components and maintain fluid cleanliness.</w:t>
-      </w:r>
-    </w:p>
-    <w:p>
-      <w:pPr>
-        <w:pStyle w:val="ListParagraph"/>
-        <w:numPr>
-          <w:ilvl w:val="0"/>
-          <w:numId w:val="2"/>
-        </w:numPr>
-        <w:jc w:val="both"/>
-        <w:rPr>
-          <w:rFonts w:ascii="Book Antiqua" w:hAnsi="Book Antiqua"/>
-          <w:lang w:val="en-US"/>
-        </w:rPr>
-      </w:pPr>
-      <w:r>
-        <w:rPr>
-          <w:rFonts w:ascii="Book Antiqua" w:hAnsi="Book Antiqua"/>
-          <w:b/>
-          <w:lang w:val="en-US"/>
-        </w:rPr>
-        <w:t xml:space="preserve">Hydraulic Motor – </w:t>
-      </w:r>
-      <w:r>
-        <w:rPr>
-          <w:rFonts w:ascii="Book Antiqua" w:hAnsi="Book Antiqua"/>
-          <w:lang w:val="en-US"/>
-        </w:rPr>
-        <w:t>Converts hydraulic energy into rotary mechanical energy. It functions similarly to a hydraulic pump but in reverse, and is used in applications requiring continuous rotation.</w:t>
-      </w:r>
-    </w:p>
-    <w:p>
-      <w:pPr>
-        <w:jc w:val="both"/>
-        <w:rPr>
-          <w:rFonts w:ascii="Book Antiqua" w:hAnsi="Book Antiqua"/>
-          <w:lang w:val="en-US"/>
-        </w:rPr>
-      </w:pPr>
-    </w:p>
-    <w:p>
-      <w:pPr>
-        <w:jc w:val="both"/>
-        <w:rPr>
-          <w:rFonts w:ascii="Book Antiqua" w:hAnsi="Book Antiqua"/>
-          <w:lang w:val="en-US"/>
-        </w:rPr>
-      </w:pPr>
-      <w:r>
-        <w:rPr>
-          <w:rFonts w:ascii="Book Antiqua" w:hAnsi="Book Antiqua"/>
-          <w:b/>
-          <w:lang w:val="en-US"/>
-        </w:rPr>
-        <w:t>3. Applications of Hydraulic Systems</w:t>
-      </w:r>
-    </w:p>
-    <w:p>
-      <w:pPr>
-        <w:pStyle w:val="ListParagraph"/>
-        <w:numPr>
-          <w:ilvl w:val="0"/>
-          <w:numId w:val="2"/>
-        </w:numPr>
-        <w:jc w:val="both"/>
-        <w:rPr>
-          <w:rFonts w:ascii="Book Antiqua" w:hAnsi="Book Antiqua"/>
-          <w:lang w:val="en-US"/>
-        </w:rPr>
-      </w:pPr>
-      <w:r>
-        <w:rPr>
-          <w:rFonts w:ascii="Book Antiqua" w:hAnsi="Book Antiqua"/>
-          <w:b/>
-          <w:lang w:val="en-US"/>
-        </w:rPr>
-        <w:t xml:space="preserve">Construction Equipment – </w:t>
-      </w:r>
-      <w:r>
-        <w:rPr>
-          <w:rFonts w:ascii="Book Antiqua" w:hAnsi="Book Antiqua"/>
-          <w:lang w:val="en-US"/>
-        </w:rPr>
-        <w:t>Hydraulic systems power the arms, buckets, and blades of excavators, bulldozers, cranes, and backhoes, enabling them to lift and move heavy loads with precision.</w:t>
-      </w:r>
-    </w:p>
-    <w:p>
-      <w:pPr>
-        <w:pStyle w:val="ListParagraph"/>
-        <w:numPr>
-          <w:ilvl w:val="0"/>
-          <w:numId w:val="2"/>
-        </w:numPr>
-        <w:jc w:val="both"/>
-        <w:rPr>
-          <w:rFonts w:ascii="Book Antiqua" w:hAnsi="Book Antiqua"/>
-          <w:lang w:val="en-US"/>
-        </w:rPr>
-      </w:pPr>
-      <w:r>
-        <w:rPr>
-          <w:rFonts w:ascii="Book Antiqua" w:hAnsi="Book Antiqua"/>
-          <w:b/>
-          <w:lang w:val="en-US"/>
-        </w:rPr>
-        <w:t xml:space="preserve">Automotive Industry – </w:t>
-      </w:r>
-      <w:r>
-        <w:rPr>
-          <w:rFonts w:ascii="Book Antiqua" w:hAnsi="Book Antiqua"/>
-          <w:lang w:val="en-US"/>
-        </w:rPr>
-        <w:t>Hydraulic braking systems and power steering systems in vehicles rely on hydraulic pressure to provide reliable stopping power and ease of vehicle control.</w:t>
-      </w:r>
-    </w:p>
-    <w:p>
-      <w:pPr>
-        <w:pStyle w:val="ListParagraph"/>
-        <w:numPr>
-          <w:ilvl w:val="0"/>
-          <w:numId w:val="2"/>
-        </w:numPr>
-        <w:jc w:val="both"/>
-        <w:rPr>
-          <w:rFonts w:ascii="Book Antiqua" w:hAnsi="Book Antiqua"/>
-          <w:lang w:val="en-US"/>
-        </w:rPr>
-      </w:pPr>
-      <w:r>
-        <w:rPr>
-          <w:rFonts w:ascii="Book Antiqua" w:hAnsi="Book Antiqua"/>
-          <w:b/>
-          <w:lang w:val="en-US"/>
-        </w:rPr>
-        <w:t xml:space="preserve">Aerospace – </w:t>
-      </w:r>
-      <w:r>
-        <w:rPr>
-          <w:rFonts w:ascii="Book Antiqua" w:hAnsi="Book Antiqua"/>
-          <w:lang w:val="en-US"/>
-        </w:rPr>
-        <w:t>Aircraft use hydraulic systems to operate landing gear, flaps, rudders, and braking systems, where high force and reliability are critical for safe flight operations.</w:t>
-      </w:r>
-    </w:p>
-    <w:p>
-      <w:pPr>
-        <w:pStyle w:val="ListParagraph"/>
-        <w:numPr>
-          <w:ilvl w:val="0"/>
-          <w:numId w:val="2"/>
-        </w:numPr>
-        <w:jc w:val="both"/>
-        <w:rPr>
-          <w:rFonts w:ascii="Book Antiqua" w:hAnsi="Book Antiqua"/>
-          <w:lang w:val="en-US"/>
-        </w:rPr>
-      </w:pPr>
-      <w:r>
-        <w:rPr>
-          <w:rFonts w:ascii="Book Antiqua" w:hAnsi="Book Antiqua"/>
-          <w:b/>
-          <w:lang w:val="en-US"/>
-        </w:rPr>
-        <w:t xml:space="preserve">Manufacturing and Industrial Machinery – </w:t>
-      </w:r>
-      <w:r>
-        <w:rPr>
-          <w:rFonts w:ascii="Book Antiqua" w:hAnsi="Book Antiqua"/>
-          <w:lang w:val="en-US"/>
-        </w:rPr>
-        <w:t>Hydraulic presses, injection molding machines, and metal forming equipment use hydraulic systems to apply large controlled forces during production processes.</w:t>
-      </w:r>
-    </w:p>
-    <w:p>
-      <w:pPr>
-        <w:pStyle w:val="ListParagraph"/>
-        <w:numPr>
-          <w:ilvl w:val="0"/>
-          <w:numId w:val="2"/>
-        </w:numPr>
-        <w:jc w:val="both"/>
-        <w:rPr>
-          <w:rFonts w:ascii="Book Antiqua" w:hAnsi="Book Antiqua"/>
-          <w:lang w:val="en-US"/>
-        </w:rPr>
-      </w:pPr>
-      <w:r>
-        <w:rPr>
-          <w:rFonts w:ascii="Book Antiqua" w:hAnsi="Book Antiqua"/>
-          <w:b/>
-          <w:lang w:val="en-US"/>
-        </w:rPr>
         <w:t xml:space="preserve">Agricultural Equipment – </w:t>
       </w:r>
       <w:r>
@@ -2006,7 +2011,7 @@
           <w:szCs w:val="24"/>
           <w:lang w:val="en-US"/>
         </w:rPr>
-        <w:t xml:space="preserve">[Image Reference – Basic Hydraulic System Diagram: https://www.hydraulicspneumatics.com/technologies/hydraulic-pumps-motors]</w:t>
+        <w:t xml:space="preserve">[Image Reference – Basic Hydraulic System: https://www.hydraulicspneumatics.com/technologies/hydraulic-pumps-motors]</w:t>
       </w:r>
     </w:p>
     <w:p>
@@ -2065,23 +2070,7 @@
           <w:szCs w:val="24"/>
           <w:lang w:val="en-US"/>
         </w:rPr>
-        <w:t xml:space="preserve">This laboratory activity provided a comprehensive understanding of hydraulic systems and their applications in industry. The high power density, precise control, and self-lubricating nature of hydraulic systems make them indispensable in heavy industries such as construction, aerospace, and manufacturing. However, the risk of fluid leakage and high maintenance costs require careful system design and regular upkeep to ensure safe and efficient operation.</w:t>
-      </w:r>
-    </w:p>
-    <w:p>
-      <w:pPr>
-        <w:jc w:val="both"/>
-        <w:rPr>
-          <w:rFonts w:ascii="Book Antiqua" w:hAnsi="Book Antiqua"/>
-          <w:lang w:val="en-US"/>
-        </w:rPr>
-      </w:pPr>
-      <w:r>
-        <w:rPr>
-          <w:rFonts w:ascii="Book Antiqua" w:hAnsi="Book Antiqua"/>
-          <w:lang w:val="en-US"/>
-        </w:rPr>
-        <w:t>This laboratory activity provided a comprehensive understanding of hydraulic systems, their principles of operation, and their practical applications across various industries. Through this activity, it is evident that hydraulic systems play a vital role in modern engineering, particularly in applications requiring the transmission of large forces and precise control of motion. The study of Pascal’s Law as the theoretical foundation of hydraulic systems gave insight into how fluid power can be effectively harnessed. Understanding the advantages, limitations, and key components of a hydraulic system is essential for any mechanical engineer, as it forms the basis for the design, operation, and maintenance of hydraulic-powered machinery.</w:t>
+        <w:t xml:space="preserve">Hydraulic systems are essential in heavy industries due to their high force output and precise control. This activity deepened understanding of how hydraulic components work together to transmit power efficiently.</w:t>
       </w:r>
     </w:p>
     <w:p>
